--- a/Week 9 - Assignment 1/Snowflake data engineering assignment.docx
+++ b/Week 9 - Assignment 1/Snowflake data engineering assignment.docx
@@ -898,6 +898,7 @@
     <w:p/>
     <w:p>
       <w:pPr>
+        <w:shd w:val="clear" w:color="auto" w:fill="BFBFBF" w:themeFill="background1" w:themeFillShade="BF"/>
         <w:rPr>
           <w:rFonts w:ascii="Times New Roman" w:hAnsi="Times New Roman" w:cs="Times New Roman"/>
         </w:rPr>
@@ -919,6 +920,7 @@
     </w:p>
     <w:p>
       <w:pPr>
+        <w:shd w:val="clear" w:color="auto" w:fill="BFBFBF" w:themeFill="background1" w:themeFillShade="BF"/>
         <w:rPr>
           <w:rFonts w:ascii="Times New Roman" w:hAnsi="Times New Roman" w:cs="Times New Roman"/>
         </w:rPr>
@@ -971,6 +973,13 @@
         </w:rPr>
         <w:t>/menu/';</w:t>
       </w:r>
+    </w:p>
+    <w:p>
+      <w:pPr>
+        <w:rPr>
+          <w:rFonts w:ascii="Times New Roman" w:hAnsi="Times New Roman" w:cs="Times New Roman"/>
+        </w:rPr>
+      </w:pPr>
     </w:p>
     <w:p>
       <w:r>
@@ -1021,6 +1030,9 @@
       </w:r>
     </w:p>
     <w:p>
+      <w:pPr>
+        <w:shd w:val="clear" w:color="auto" w:fill="BFBFBF" w:themeFill="background1" w:themeFillShade="BF"/>
+      </w:pPr>
       <w:r>
         <w:t>LIST @Food_Truck_DB.RAW.MENU_EXPLORE_STAGE;</w:t>
       </w:r>
@@ -1141,6 +1153,7 @@
     </w:p>
     <w:p>
       <w:pPr>
+        <w:shd w:val="clear" w:color="auto" w:fill="BFBFBF" w:themeFill="background1" w:themeFillShade="BF"/>
         <w:rPr>
           <w:rFonts w:ascii="Times New Roman" w:hAnsi="Times New Roman" w:cs="Times New Roman"/>
           <w:noProof/>
@@ -1156,6 +1169,7 @@
     </w:p>
     <w:p>
       <w:pPr>
+        <w:shd w:val="clear" w:color="auto" w:fill="BFBFBF" w:themeFill="background1" w:themeFillShade="BF"/>
         <w:rPr>
           <w:rFonts w:ascii="Times New Roman" w:hAnsi="Times New Roman" w:cs="Times New Roman"/>
           <w:noProof/>
@@ -1171,6 +1185,7 @@
     </w:p>
     <w:p>
       <w:pPr>
+        <w:shd w:val="clear" w:color="auto" w:fill="BFBFBF" w:themeFill="background1" w:themeFillShade="BF"/>
         <w:rPr>
           <w:rFonts w:ascii="Times New Roman" w:hAnsi="Times New Roman" w:cs="Times New Roman"/>
           <w:noProof/>
@@ -1186,6 +1201,7 @@
     </w:p>
     <w:p>
       <w:pPr>
+        <w:shd w:val="clear" w:color="auto" w:fill="BFBFBF" w:themeFill="background1" w:themeFillShade="BF"/>
         <w:rPr>
           <w:rFonts w:ascii="Times New Roman" w:hAnsi="Times New Roman" w:cs="Times New Roman"/>
           <w:noProof/>
@@ -1201,6 +1217,7 @@
     </w:p>
     <w:p>
       <w:pPr>
+        <w:shd w:val="clear" w:color="auto" w:fill="BFBFBF" w:themeFill="background1" w:themeFillShade="BF"/>
         <w:rPr>
           <w:rFonts w:ascii="Times New Roman" w:hAnsi="Times New Roman" w:cs="Times New Roman"/>
           <w:noProof/>
@@ -3857,6 +3874,7 @@
     <w:p>
       <w:pPr>
         <w:pStyle w:val="p2"/>
+        <w:shd w:val="clear" w:color="auto" w:fill="BFBFBF" w:themeFill="background1" w:themeFillShade="BF"/>
         <w:rPr>
           <w:rFonts w:ascii="Times New Roman" w:hAnsi="Times New Roman"/>
           <w:sz w:val="24"/>
@@ -3876,6 +3894,7 @@
     <w:p>
       <w:pPr>
         <w:pStyle w:val="p2"/>
+        <w:shd w:val="clear" w:color="auto" w:fill="BFBFBF" w:themeFill="background1" w:themeFillShade="BF"/>
         <w:rPr>
           <w:rFonts w:ascii="Times New Roman" w:hAnsi="Times New Roman"/>
           <w:sz w:val="24"/>
@@ -5562,54 +5581,39 @@
         <w:pStyle w:val="p2"/>
       </w:pPr>
       <w:r>
-        <w:t xml:space="preserve">2. </w:t>
-      </w:r>
-      <w:r>
-        <w:t>What are the 5 most profitable menu items?</w:t>
-      </w:r>
-    </w:p>
-    <w:p>
-      <w:pPr>
-        <w:pStyle w:val="p2"/>
-      </w:pPr>
-      <w:r>
-        <w:t xml:space="preserve">3. </w:t>
-      </w:r>
-      <w:r>
-        <w:t>Which truck brand has the highest average selling price?</w:t>
-      </w:r>
-    </w:p>
-    <w:p>
-      <w:pPr>
-        <w:pStyle w:val="p2"/>
-      </w:pPr>
-      <w:r>
-        <w:t xml:space="preserve">4. </w:t>
-      </w:r>
-      <w:r>
-        <w:t>Which truck brand has the highest average profit?</w:t>
-      </w:r>
-    </w:p>
-    <w:p>
-      <w:pPr>
-        <w:pStyle w:val="p2"/>
-      </w:pPr>
-      <w:r>
-        <w:t xml:space="preserve">5. </w:t>
-      </w:r>
-      <w:r>
-        <w:t>How many menu items belong to each category?</w:t>
-      </w:r>
-    </w:p>
-    <w:p>
-      <w:pPr>
-        <w:pStyle w:val="p2"/>
-      </w:pPr>
-      <w:r>
-        <w:t xml:space="preserve">6. </w:t>
-      </w:r>
-      <w:r>
-        <w:t>How many items belong to each Price Category?</w:t>
+        <w:t>2. What are the 5 most profitable menu items?</w:t>
+      </w:r>
+    </w:p>
+    <w:p>
+      <w:pPr>
+        <w:pStyle w:val="p2"/>
+      </w:pPr>
+      <w:r>
+        <w:t>3. Which truck brand has the highest average selling price?</w:t>
+      </w:r>
+    </w:p>
+    <w:p>
+      <w:pPr>
+        <w:pStyle w:val="p2"/>
+      </w:pPr>
+      <w:r>
+        <w:t>4. Which truck brand has the highest average profit?</w:t>
+      </w:r>
+    </w:p>
+    <w:p>
+      <w:pPr>
+        <w:pStyle w:val="p2"/>
+      </w:pPr>
+      <w:r>
+        <w:t>5. How many menu items belong to each category?</w:t>
+      </w:r>
+    </w:p>
+    <w:p>
+      <w:pPr>
+        <w:pStyle w:val="p2"/>
+      </w:pPr>
+      <w:r>
+        <w:t>6. How many items belong to each Price Category?</w:t>
       </w:r>
     </w:p>
     <w:p>
